--- a/preview/docxs/59-registered-nurse.docx
+++ b/preview/docxs/59-registered-nurse.docx
@@ -508,7 +508,7 @@
         </w:rPr>
         <w:t xml:space="preserve">Demo: </w:t>
       </w:r>
-      <w:hyperlink w:history="1" r:id="rIdfcprlefcv0bfcqv8xyrma">
+      <w:hyperlink w:history="1" r:id="rIdbmzyrjxf6fus2irv4sy_3">
         <w:r>
           <w:rPr>
             <w:color w:val="0891b2"/>
@@ -536,7 +536,7 @@
         </w:rPr>
         <w:t xml:space="preserve">Code: </w:t>
       </w:r>
-      <w:hyperlink w:history="1" r:id="rIdcnew1ywhjymc_ire_yfau">
+      <w:hyperlink w:history="1" r:id="rIdme_lb6snzl9ryzl2dlsak">
         <w:r>
           <w:rPr>
             <w:color w:val="0891b2"/>
@@ -626,7 +626,7 @@
         </w:rPr>
         <w:t xml:space="preserve">Demo: </w:t>
       </w:r>
-      <w:hyperlink w:history="1" r:id="rIdrjaoqllpgmvfhtiklhfhv">
+      <w:hyperlink w:history="1" r:id="rIdgitlz-v8imaivwl_k5-4z">
         <w:r>
           <w:rPr>
             <w:color w:val="0891b2"/>
@@ -1060,7 +1060,7 @@
         </w:rPr>
         <w:t xml:space="preserve">Portfolio: </w:t>
       </w:r>
-      <w:hyperlink w:history="1" r:id="rIdsmxb7ufkqm0_bvsjfxtl0">
+      <w:hyperlink w:history="1" r:id="rId5rmzuniraejarxr6czmmh">
         <w:r>
           <w:rPr>
             <w:color w:val="0891b2"/>
